--- a/backend/data/corpus/DOC-20260420-284.docx
+++ b/backend/data/corpus/DOC-20260420-284.docx
@@ -46,22 +46,7 @@
         <w:rPr>
           <w:sz w:val="21"/>
         </w:rPr>
-        <w:t>Onboarding a rotating resident is the current preoccupation here.</w:t>
-      </w:r>
-    </w:p>
-    <w:p>
-      <w:r>
-        <w:rPr>
-          <w:sz w:val="21"/>
-        </w:rPr>
-      </w:r>
-    </w:p>
-    <w:p>
-      <w:r>
-        <w:rPr>
-          <w:sz w:val="21"/>
-        </w:rPr>
-        <w:t>The composition of the surgical workup list has shifted over the last year or two.</w:t>
+        <w:t>A half-hour conversation over a quick coffee, mostly logistics.</w:t>
       </w:r>
     </w:p>
     <w:p>
@@ -91,7 +76,22 @@
         <w:rPr>
           <w:sz w:val="21"/>
         </w:rPr>
-        <w:t>Benefit verification is the step that most often delays a start here.</w:t>
+        <w:t>Described how the refractory group is triaged now compared with before.</w:t>
+      </w:r>
+    </w:p>
+    <w:p>
+      <w:r>
+        <w:rPr>
+          <w:sz w:val="21"/>
+        </w:rPr>
+      </w:r>
+    </w:p>
+    <w:p>
+      <w:r>
+        <w:rPr>
+          <w:sz w:val="21"/>
+        </w:rPr>
+        <w:t>Referral patterns into this clinic have changed, and the pediatric-to-adult transfers is a bigger share than it was.</w:t>
       </w:r>
     </w:p>
     <w:sectPr>
